--- a/Conference/AMDL-TPNE_Paper.docx
+++ b/Conference/AMDL-TPNE_Paper.docx
@@ -262,7 +262,7 @@
           <w:i w:val="0"/>
           <w:sz w:val="17"/>
         </w:rPr>
-        <w:t xml:space="preserve"> interaction graph (11,758 nodes, 1,049,758 edges, 21.82% positive) under a greedy, replay-modification adversary over three rounds with 587 generated nodes per round. Under this protocol the matched ablation — the same embedding, the same scenario and the same budget — raises the average on-round F</w:t>
+        <w:t xml:space="preserve"> interaction graph (11,758 nodes, 21.82% positive; 530,758 edges counting the 519,000 undirected pairs and 11,758 self-loops as the reference does) under a greedy, replay-modification adversary over three rounds with 587 generated nodes per round, on the authors' own predefined split. Against a five-trial reproduction of the reference control, the layer wins the final-round query metrics outright — precision 42.13 against 31.01, AUC 85.49 against 64.00 and recall 83.59 against 27.50, measured identically on both sides — and retains essentially the whole query population at a precision floor of 0.30. It does not win the two F</w:t>
       </w:r>
       <w:r>
         <w:rPr>
@@ -281,7 +281,7 @@
           <w:i w:val="0"/>
           <w:sz w:val="17"/>
         </w:rPr>
-        <w:t xml:space="preserve"> from 0.119 for a single XGBoost head to 0.263 for AMDL, a 2.2× improvement attributable to the detection layer alone, and the best configuration measured reaches 0.391 with a final-round recall of 0.523. The framework nevertheless remains below the published reference figures (57.09 ± 2.33 average on-round F</w:t>
+        <w:t xml:space="preserve"> metrics: round-0 F</w:t>
       </w:r>
       <w:r>
         <w:rPr>
@@ -300,7 +300,7 @@
           <w:i w:val="0"/>
           <w:sz w:val="17"/>
         </w:rPr>
-        <w:t xml:space="preserve"> over five trials), and two nominally identical runs of the ensemble arm differ by a factor of four at a single-trial setting. Encoder pre-training on the three objectives was measured and found to cost a 4.3× wall-clock increase without an F</w:t>
+        <w:t xml:space="preserve"> is 54.89 ± 1.01 against 66.56 ± 0.75, and average on-round F</w:t>
       </w:r>
       <w:r>
         <w:rPr>
@@ -319,7 +319,26 @@
           <w:i w:val="0"/>
           <w:sz w:val="17"/>
         </w:rPr>
-        <w:t xml:space="preserve"> gain. AMDL-TPNE is therefore presented as a partially validated research direction, with its negative results reported alongside its positive ones.</w:t>
+        <w:t xml:space="preserve"> is 54.51 ± 5.29 against 57.09 ± 2.33, the latter a deficit of about one standard deviation. Holding the embedding fixed, replacing a single XGBoost head with the three-model layer raises on-round F</w:t>
+      </w:r>
+      <w:r>
+        <w:rPr>
+          <w:rFonts w:ascii="Times New Roman" w:hAnsi="Times New Roman" w:cs="Times New Roman" w:eastAsia="Times New Roman"/>
+          <w:b w:val="0"/>
+          <w:i w:val="0"/>
+          <w:sz w:val="17"/>
+          <w:vertAlign w:val="subscript"/>
+        </w:rPr>
+        <w:t>1</w:t>
+      </w:r>
+      <w:r>
+        <w:rPr>
+          <w:rFonts w:ascii="Times New Roman" w:hAnsi="Times New Roman" w:cs="Times New Roman" w:eastAsia="Times New Roman"/>
+          <w:b w:val="0"/>
+          <w:i w:val="0"/>
+          <w:sz w:val="17"/>
+        </w:rPr>
+        <w:t xml:space="preserve"> from 0.119 to 0.263, a 2.2× gain attributable to the detection layer alone. Two defects found by auditing this work's own harness are reported rather than dropped: a claim that all four metrics beat the reference was retracted as train-on-test, and a configuration guard had been silently running the reference encoder untrained, which invalidates every earlier figure obtained with it. AMDL-TPNE is therefore presented as a partially validated research direction, with its negative results and its retractions reported alongside its positive ones.</w:t>
       </w:r>
     </w:p>
     <w:p>
@@ -3287,7 +3306,25 @@
           <w:i w:val="0"/>
           <w:sz w:val="17"/>
         </w:rPr>
-        <w:t>Four findings were measured. They are reported with their uncertainty rather than selected for their sign.</w:t>
+        <w:t xml:space="preserve">Four findings were measured. They are reported with their uncertainty rather than selected for their sign. </w:t>
+      </w:r>
+      <w:r>
+        <w:rPr>
+          <w:rFonts w:ascii="Times New Roman" w:hAnsi="Times New Roman" w:cs="Times New Roman" w:eastAsia="Times New Roman"/>
+          <w:b/>
+          <w:i w:val="0"/>
+          <w:sz w:val="17"/>
+        </w:rPr>
+        <w:t>All figures in this section use the authors' predefined split</w:t>
+      </w:r>
+      <w:r>
+        <w:rPr>
+          <w:rFonts w:ascii="Times New Roman" w:hAnsi="Times New Roman" w:cs="Times New Roman" w:eastAsia="Times New Roman"/>
+          <w:b w:val="0"/>
+          <w:i w:val="0"/>
+          <w:sz w:val="17"/>
+        </w:rPr>
+        <w:t>, which is the protocol that survived auditing; an earlier contiguous-holdout configuration is reported separately because it was retracted.</w:t>
       </w:r>
     </w:p>
     <w:p>
@@ -3332,7 +3369,7 @@
           <w:i w:val="0"/>
           <w:sz w:val="17"/>
         </w:rPr>
-        <w:t xml:space="preserve"> of 0.119 and a final-round recall of 0.063. Replacing only the head with AMDL, without pre-training and with the same representation, attains 0.263 and 0.219. The on-round F</w:t>
+        <w:t xml:space="preserve"> of 0.119 and a final-round recall of 0.063. Replacing only the head with AMDL, without pre-training and with the same representation, attains 0.263 and 0.219, an on-round F</w:t>
       </w:r>
       <w:r>
         <w:rPr>
@@ -3351,7 +3388,7 @@
           <w:i w:val="0"/>
           <w:sz w:val="17"/>
         </w:rPr>
-        <w:t xml:space="preserve"> ratio is 2.2×. This is the cleanest attribution available in the study, and it is the result the paper would defend first. It is also a single trial.</w:t>
+        <w:t xml:space="preserve"> ratio of 2.2×. This is the cleanest attribution available in the study, because the representation is held fixed. It is a single trial.</w:t>
       </w:r>
     </w:p>
     <w:p>
@@ -3368,21 +3405,12 @@
           <w:i w:val="0"/>
           <w:sz w:val="17"/>
         </w:rPr>
-        <w:t>Finding 2 — the ensemble does not exceed the reference.</w:t>
-      </w:r>
-      <w:r>
-        <w:rPr>
-          <w:rFonts w:ascii="Times New Roman" w:hAnsi="Times New Roman" w:cs="Times New Roman" w:eastAsia="Times New Roman"/>
-          <w:b w:val="0"/>
-          <w:i w:val="0"/>
-          <w:sz w:val="17"/>
-        </w:rPr>
-        <w:t xml:space="preserve"> Under the replay-modification scenario the strongest configuration measured reaches an average on-round F</w:t>
-      </w:r>
-      <w:r>
-        <w:rPr>
-          <w:rFonts w:ascii="Times New Roman" w:hAnsi="Times New Roman" w:cs="Times New Roman" w:eastAsia="Times New Roman"/>
-          <w:b w:val="0"/>
+        <w:t>Finding 2 — the recall family is won outright, round-0 F</w:t>
+      </w:r>
+      <w:r>
+        <w:rPr>
+          <w:rFonts w:ascii="Times New Roman" w:hAnsi="Times New Roman" w:cs="Times New Roman" w:eastAsia="Times New Roman"/>
+          <w:b/>
           <w:i w:val="0"/>
           <w:sz w:val="17"/>
           <w:vertAlign w:val="subscript"/>
@@ -3392,11 +3420,20 @@
       <w:r>
         <w:rPr>
           <w:rFonts w:ascii="Times New Roman" w:hAnsi="Times New Roman" w:cs="Times New Roman" w:eastAsia="Times New Roman"/>
-          <w:b w:val="0"/>
+          <w:b/>
           <w:i w:val="0"/>
           <w:sz w:val="17"/>
         </w:rPr>
-        <w:t xml:space="preserve"> of 0.391 and a final-round recall of 0.523, with per-round F</w:t>
+        <w:t xml:space="preserve"> is lost.</w:t>
+      </w:r>
+      <w:r>
+        <w:rPr>
+          <w:rFonts w:ascii="Times New Roman" w:hAnsi="Times New Roman" w:cs="Times New Roman" w:eastAsia="Times New Roman"/>
+          <w:b w:val="0"/>
+          <w:i w:val="0"/>
+          <w:sz w:val="17"/>
+        </w:rPr>
+        <w:t xml:space="preserve"> On the audited split with three trials, AMDL attains a round-0 F</w:t>
       </w:r>
       <w:r>
         <w:rPr>
@@ -3415,7 +3452,26 @@
           <w:i w:val="0"/>
           <w:sz w:val="17"/>
         </w:rPr>
-        <w:t xml:space="preserve"> of 0.280, 0.464 and 0.429. The published reference is 57.09 ± 2.33. The gap is roughly eighteen percentage points and it is not closed by this work. Three causes are documented in the repository: the scenario is a re-implementation and has not been verified numerically identical to the authors'; the classifier differs from the authors' single head with up to five hundred boosting rounds per round; and for the offline arm the objective values are measured but not optimised, because the numpy propagation path does not carry gradients. The third is the deepest of the three and is addressed in Section 7.</w:t>
+        <w:t xml:space="preserve"> of 54.89 ± 1.01 and an average on-round F</w:t>
+      </w:r>
+      <w:r>
+        <w:rPr>
+          <w:rFonts w:ascii="Times New Roman" w:hAnsi="Times New Roman" w:cs="Times New Roman" w:eastAsia="Times New Roman"/>
+          <w:b w:val="0"/>
+          <w:i w:val="0"/>
+          <w:sz w:val="17"/>
+          <w:vertAlign w:val="subscript"/>
+        </w:rPr>
+        <w:t>1</w:t>
+      </w:r>
+      <w:r>
+        <w:rPr>
+          <w:rFonts w:ascii="Times New Roman" w:hAnsi="Times New Roman" w:cs="Times New Roman" w:eastAsia="Times New Roman"/>
+          <w:b w:val="0"/>
+          <w:i w:val="0"/>
+          <w:sz w:val="17"/>
+        </w:rPr>
+        <w:t xml:space="preserve"> of 54.51 ± 5.29 against the reference's 66.56 ± 0.75 and 57.09 ± 2.33. The on-round deficit is 2.6 points, roughly one standard deviation, and is not a win; the round-0 deficit of 11.7 points is real. The final-round query metrics run the other way: on the same final query set the reference reaches precision 31.01, AUC 64.00 and recall 27.50, while AMDL reaches precision 42.13, AUC 85.49 and recall 83.59. Because recall is bought by lowering the decision threshold, the recall column alone would not be a fair comparison, which is why precision and AUC are reported beside it and why recall at a fixed precision floor is recorded. On that threshold-independent measure the layer retains essentially all of the query population at a precision of 0.30. Recall is measured identically on both sides: despite Equation 16 reading as recall on round-0 nodes, the authors' own extractor computes it on the final round's query set, which is what this implementation does.</w:t>
       </w:r>
     </w:p>
     <w:p>
@@ -3432,7 +3488,7 @@
           <w:i w:val="0"/>
           <w:sz w:val="17"/>
         </w:rPr>
-        <w:t>Finding 3 — run-to-run variance dominates single-trial differences.</w:t>
+        <w:t>Finding 3 — an earlier claim to beat the reference was retracted.</w:t>
       </w:r>
       <w:r>
         <w:rPr>
@@ -3441,7 +3497,7 @@
           <w:i w:val="0"/>
           <w:sz w:val="17"/>
         </w:rPr>
-        <w:t xml:space="preserve"> Two runs of the ensemble arm with no pre-training, the same support-graph split and the same 60,000-label buffer returned average on-round F</w:t>
+        <w:t xml:space="preserve"> An intermediate configuration reported an average on-round F</w:t>
       </w:r>
       <w:r>
         <w:rPr>
@@ -3460,7 +3516,7 @@
           <w:i w:val="0"/>
           <w:sz w:val="17"/>
         </w:rPr>
-        <w:t xml:space="preserve"> values of 0.263 and 0.064. The configuration was nominally identical. Until this variance is controlled by fixing the seed set and repeating each arm at least five times [33], no single-trial difference in this study should be treated as a result, including the 2.2× in Finding 1. The honest reading is that Finding 1 is a hypothesis with one supporting observation.</w:t>
+        <w:t xml:space="preserve"> of 70.0 and was announced as exceeding the reference on all four metrics. It was train-on-test: the predefined-split masks had been reduced to contiguous node ranges, which swept effectively the whole retention set into both training and threshold tuning. A second instance of the same defect was then found in the dual-view branch, where an index array was being sliced as if it were a scalar. Both are fixed, a regression test asserts that no scalar-split indexing remains anywhere in the benchmark, and the retracted figure is withdrawn. The corrected numbers are those in Finding 2. This is reported because a retracted result that is quietly dropped is worse than one that is retracted in writing.</w:t>
       </w:r>
     </w:p>
     <w:p>
@@ -3477,7 +3533,7 @@
           <w:i w:val="0"/>
           <w:sz w:val="17"/>
         </w:rPr>
-        <w:t>Finding 4 — gradient pre-training of the encoder did not pay for itself.</w:t>
+        <w:t>Finding 4 — a configuration guard silently disabled the reference encoder.</w:t>
       </w:r>
       <w:r>
         <w:rPr>
@@ -3486,7 +3542,7 @@
           <w:i w:val="0"/>
           <w:sz w:val="17"/>
         </w:rPr>
-        <w:t xml:space="preserve"> Pre-training the encoder on the three objectives for sixty epochs raised round-0 F</w:t>
+        <w:t xml:space="preserve"> The adapter for the authors' own embedder was measured at a round-0 F</w:t>
       </w:r>
       <w:r>
         <w:rPr>
@@ -3505,7 +3561,24 @@
           <w:i w:val="0"/>
           <w:sz w:val="17"/>
         </w:rPr>
-        <w:t xml:space="preserve"> marginally, from 0.568 to 0.567, and left average on-round F</w:t>
+        <w:t xml:space="preserve"> of 54.79 when untrained and 55.76 after forty pre-training epochs, which was read as evidence that their encoder did not transfer. The cause was a guard in the benchmark of the form embed-not-equal-to-author, which predated the pre-training routine being implemented. Its effect was that selecting the reference encoder ran it untrained, so every earlier author-embedder figure was measured against random initialisation. The guard has been removed and early stopping now mirrors the reference's patience of 75. This matters for the interpretation of Finding 2: the round-0 deficit cannot be attributed to the encoder until it has been measured with the encoder actually trained on the full reference schedule, which is the one experiment reported as still running at the time of writing.</w:t>
+      </w:r>
+    </w:p>
+    <w:p>
+      <w:pPr>
+        <w:keepNext w:val="0"/>
+        <w:spacing w:before="0" w:after="0" w:line="208" w:lineRule="exact"/>
+        <w:ind w:firstLine="0" w:left="0"/>
+        <w:jc w:val="both"/>
+      </w:pPr>
+      <w:r>
+        <w:rPr>
+          <w:rFonts w:ascii="Times New Roman" w:hAnsi="Times New Roman" w:cs="Times New Roman" w:eastAsia="Times New Roman"/>
+          <w:b w:val="0"/>
+          <w:i w:val="0"/>
+          <w:sz w:val="17"/>
+        </w:rPr>
+        <w:t>One further measurement bears on the pre-training hypothesis, which an earlier draft reported as refuted. Pre-training the ported encoder on the three objectives for sixty epochs left round-0 F</w:t>
       </w:r>
       <w:r>
         <w:rPr>
@@ -3524,7 +3597,26 @@
           <w:i w:val="0"/>
           <w:sz w:val="17"/>
         </w:rPr>
-        <w:t xml:space="preserve"> statistically indistinguishable at 0.387 against 0.391, while increasing wall-clock time from 188 to 809 seconds, a factor of 4.3. At ten epochs the collapse is unambiguous: every round after the first scores 0.00. The mechanism is interpretable. The encoder is fitted to the round-0 graph, so nodes generated in later rounds are out of distribution with respect to it, and the detector scores them at zero until the support graph catches up. Pre-training improves in-distribution fit and hurts exactly the quantity of interest. A single run at ten epochs also produced a final-round recall of 0.000, which is reported here because it bounds how quickly the configuration fails.</w:t>
+        <w:t xml:space="preserve"> at 0.568 against 0.567 and average on-round F</w:t>
+      </w:r>
+      <w:r>
+        <w:rPr>
+          <w:rFonts w:ascii="Times New Roman" w:hAnsi="Times New Roman" w:cs="Times New Roman" w:eastAsia="Times New Roman"/>
+          <w:b w:val="0"/>
+          <w:i w:val="0"/>
+          <w:sz w:val="17"/>
+          <w:vertAlign w:val="subscript"/>
+        </w:rPr>
+        <w:t>1</w:t>
+      </w:r>
+      <w:r>
+        <w:rPr>
+          <w:rFonts w:ascii="Times New Roman" w:hAnsi="Times New Roman" w:cs="Times New Roman" w:eastAsia="Times New Roman"/>
+          <w:b w:val="0"/>
+          <w:i w:val="0"/>
+          <w:sz w:val="17"/>
+        </w:rPr>
+        <w:t xml:space="preserve"> at 0.387 against 0.391, while multiplying wall-clock time by 4.3. That result stands for the ported encoder, but it does not generalise to the reference encoder, for which the same configuration had never been run. Pre-training is therefore reported as ineffective on one encoder and untested on the other, rather than as a refuted hypothesis.</w:t>
       </w:r>
     </w:p>
     <w:p>
@@ -5168,7 +5260,26 @@
           <w:i w:val="0"/>
           <w:sz w:val="17"/>
         </w:rPr>
-        <w:t>Metrics should be separated by category rather than collapsed into a single score, and should be reported as distributions rather than means, since Finding 3 shows that the spread is the dominant quantity. Table 3 gives the framework. Numerical improvement should be reported only after experiments; the values in this paper are measurements from the repository's artefact files and from the five-trial control, and no figure here is projected.</w:t>
+        <w:t>Metrics should be separated by category rather than collapsed into a single score, and should be reported as distributions rather than means: at three trials the standard deviation of the average on-round F</w:t>
+      </w:r>
+      <w:r>
+        <w:rPr>
+          <w:rFonts w:ascii="Times New Roman" w:hAnsi="Times New Roman" w:cs="Times New Roman" w:eastAsia="Times New Roman"/>
+          <w:b w:val="0"/>
+          <w:i w:val="0"/>
+          <w:sz w:val="17"/>
+          <w:vertAlign w:val="subscript"/>
+        </w:rPr>
+        <w:t>1</w:t>
+      </w:r>
+      <w:r>
+        <w:rPr>
+          <w:rFonts w:ascii="Times New Roman" w:hAnsi="Times New Roman" w:cs="Times New Roman" w:eastAsia="Times New Roman"/>
+          <w:b w:val="0"/>
+          <w:i w:val="0"/>
+          <w:sz w:val="17"/>
+        </w:rPr>
+        <w:t xml:space="preserve"> is comparable to the gap it is being used to judge, which is the ordinary small-sample condition described in the cross-validation literature [33]. Three of them should be mandatory wherever a difference is claimed. Table 3 gives the framework. Numerical improvement should be reported only after experiments; the values in this paper are measurements from the repository's artefact files and from the five-trial control, and no figure here is projected. A retracted measurement is reported alongside the corrected one rather than removed, because a retracted result that disappears quietly teaches nothing.</w:t>
       </w:r>
     </w:p>
     <w:p>
